--- a/StudentFolders/A3/HarinS/Game Design Proposal.docx
+++ b/StudentFolders/A3/HarinS/Game Design Proposal.docx
@@ -44,13 +44,8 @@
           <w:numId w:val="2"/>
         </w:numPr>
       </w:pPr>
-      <w:proofErr w:type="gramStart"/>
-      <w:r>
-        <w:t>Player</w:t>
-      </w:r>
-      <w:proofErr w:type="gramEnd"/>
-      <w:r>
-        <w:t xml:space="preserve"> can move to other rooms by clicking on the arrow</w:t>
+      <w:r>
+        <w:t>Player can move to other rooms by clicking on the arrow</w:t>
       </w:r>
     </w:p>
     <w:p>
@@ -61,13 +56,8 @@
           <w:numId w:val="2"/>
         </w:numPr>
       </w:pPr>
-      <w:proofErr w:type="gramStart"/>
-      <w:r>
-        <w:t>Player</w:t>
-      </w:r>
-      <w:proofErr w:type="gramEnd"/>
-      <w:r>
-        <w:t xml:space="preserve"> can collect items </w:t>
+      <w:r>
+        <w:t xml:space="preserve">Player can collect items </w:t>
       </w:r>
       <w:r>
         <w:t>by clicking</w:t>
@@ -93,13 +83,8 @@
           <w:numId w:val="2"/>
         </w:numPr>
       </w:pPr>
-      <w:proofErr w:type="gramStart"/>
-      <w:r>
-        <w:t>Has</w:t>
-      </w:r>
-      <w:proofErr w:type="gramEnd"/>
-      <w:r>
-        <w:t xml:space="preserve"> some puzzles and mini games like Jigsaw puzzle, three card-monte, memory game</w:t>
+      <w:r>
+        <w:t>Has some puzzles and mini games like Jigsaw puzzle, three card-monte, memory game</w:t>
       </w:r>
     </w:p>
     <w:p>
@@ -111,18 +96,10 @@
         </w:numPr>
       </w:pPr>
       <w:r>
-        <w:t xml:space="preserve">Player </w:t>
-      </w:r>
-      <w:proofErr w:type="gramStart"/>
-      <w:r>
-        <w:t>has</w:t>
-      </w:r>
-      <w:r>
-        <w:t xml:space="preserve"> to</w:t>
-      </w:r>
-      <w:proofErr w:type="gramEnd"/>
-      <w:r>
-        <w:t xml:space="preserve"> find keys </w:t>
+        <w:t>Player has</w:t>
+      </w:r>
+      <w:r>
+        <w:t xml:space="preserve"> to find keys </w:t>
       </w:r>
       <w:r>
         <w:t xml:space="preserve">and solve puzzles </w:t>
@@ -139,21 +116,8 @@
           <w:numId w:val="2"/>
         </w:numPr>
       </w:pPr>
-      <w:proofErr w:type="gramStart"/>
-      <w:r>
-        <w:t>Ultimately</w:t>
-      </w:r>
-      <w:proofErr w:type="gramEnd"/>
-      <w:r>
-        <w:t xml:space="preserve"> </w:t>
-      </w:r>
-      <w:proofErr w:type="gramStart"/>
-      <w:r>
-        <w:t>has to</w:t>
-      </w:r>
-      <w:proofErr w:type="gramEnd"/>
-      <w:r>
-        <w:t xml:space="preserve"> find the </w:t>
+      <w:r>
+        <w:t xml:space="preserve">Ultimately has to find the </w:t>
       </w:r>
       <w:r>
         <w:t>exit and leave</w:t>
@@ -167,13 +131,8 @@
           <w:numId w:val="2"/>
         </w:numPr>
       </w:pPr>
-      <w:proofErr w:type="gramStart"/>
-      <w:r>
-        <w:t>Has</w:t>
-      </w:r>
-      <w:proofErr w:type="gramEnd"/>
-      <w:r>
-        <w:t xml:space="preserve"> multiple endings based on what the player does in the game and what exit they choose</w:t>
+      <w:r>
+        <w:t>Has multiple endings based on what the player does in the game and what exit they choose</w:t>
       </w:r>
     </w:p>
     <w:p>
@@ -210,7 +169,6 @@
           <w:numId w:val="3"/>
         </w:numPr>
       </w:pPr>
-      <w:proofErr w:type="spellStart"/>
       <w:r>
         <w:rPr>
           <w:b/>
@@ -218,7 +176,6 @@
         </w:rPr>
         <w:t>PImage</w:t>
       </w:r>
-      <w:proofErr w:type="spellEnd"/>
       <w:r>
         <w:t xml:space="preserve"> — for backgrounds, item icons, and buttons.</w:t>
       </w:r>
@@ -230,21 +187,12 @@
           <w:numId w:val="3"/>
         </w:numPr>
       </w:pPr>
-      <w:proofErr w:type="gramStart"/>
-      <w:r>
-        <w:rPr>
-          <w:b/>
-          <w:bCs/>
-        </w:rPr>
-        <w:t>image(</w:t>
-      </w:r>
-      <w:proofErr w:type="gramEnd"/>
-      <w:r>
-        <w:rPr>
-          <w:b/>
-          <w:bCs/>
-        </w:rPr>
-        <w:t>)</w:t>
+      <w:r>
+        <w:rPr>
+          <w:b/>
+          <w:bCs/>
+        </w:rPr>
+        <w:t>image()</w:t>
       </w:r>
       <w:r>
         <w:t xml:space="preserve"> — to draw your images on screen.</w:t>
@@ -257,31 +205,13 @@
           <w:numId w:val="3"/>
         </w:numPr>
       </w:pPr>
-      <w:proofErr w:type="spellStart"/>
-      <w:r>
-        <w:rPr>
-          <w:b/>
-          <w:bCs/>
-        </w:rPr>
-        <w:t>mouseX</w:t>
-      </w:r>
-      <w:proofErr w:type="spellEnd"/>
-      <w:r>
-        <w:rPr>
-          <w:b/>
-          <w:bCs/>
-        </w:rPr>
-        <w:t xml:space="preserve"> / </w:t>
-      </w:r>
-      <w:proofErr w:type="spellStart"/>
-      <w:r>
-        <w:rPr>
-          <w:b/>
-          <w:bCs/>
-        </w:rPr>
-        <w:t>mouseY</w:t>
-      </w:r>
-      <w:proofErr w:type="spellEnd"/>
+      <w:r>
+        <w:rPr>
+          <w:b/>
+          <w:bCs/>
+        </w:rPr>
+        <w:t>mouseX / mouseY</w:t>
+      </w:r>
       <w:r>
         <w:t xml:space="preserve"> — to check where the player’s clicking.</w:t>
       </w:r>
@@ -293,62 +223,12 @@
           <w:numId w:val="3"/>
         </w:numPr>
       </w:pPr>
-      <w:proofErr w:type="spellStart"/>
-      <w:proofErr w:type="gramStart"/>
-      <w:r>
-        <w:rPr>
-          <w:b/>
-          <w:bCs/>
-        </w:rPr>
-        <w:t>rect</w:t>
-      </w:r>
-      <w:proofErr w:type="spellEnd"/>
-      <w:r>
-        <w:rPr>
-          <w:b/>
-          <w:bCs/>
-        </w:rPr>
-        <w:t>(</w:t>
-      </w:r>
-      <w:proofErr w:type="gramEnd"/>
-      <w:r>
-        <w:rPr>
-          <w:b/>
-          <w:bCs/>
-        </w:rPr>
-        <w:t xml:space="preserve">), </w:t>
-      </w:r>
-      <w:proofErr w:type="gramStart"/>
-      <w:r>
-        <w:rPr>
-          <w:b/>
-          <w:bCs/>
-        </w:rPr>
-        <w:t>ellipse(</w:t>
-      </w:r>
-      <w:proofErr w:type="gramEnd"/>
-      <w:r>
-        <w:rPr>
-          <w:b/>
-          <w:bCs/>
-        </w:rPr>
-        <w:t xml:space="preserve">), </w:t>
-      </w:r>
-      <w:proofErr w:type="gramStart"/>
-      <w:r>
-        <w:rPr>
-          <w:b/>
-          <w:bCs/>
-        </w:rPr>
-        <w:t>text(</w:t>
-      </w:r>
-      <w:proofErr w:type="gramEnd"/>
-      <w:r>
-        <w:rPr>
-          <w:b/>
-          <w:bCs/>
-        </w:rPr>
-        <w:t>)</w:t>
+      <w:r>
+        <w:rPr>
+          <w:b/>
+          <w:bCs/>
+        </w:rPr>
+        <w:t>rect(), ellipse(), text()</w:t>
       </w:r>
       <w:r>
         <w:t xml:space="preserve"> — for simple buttons or UI elements.</w:t>
@@ -366,47 +246,10 @@
           <w:b/>
           <w:bCs/>
         </w:rPr>
-        <w:t>if (</w:t>
-      </w:r>
-      <w:proofErr w:type="spellStart"/>
-      <w:r>
-        <w:rPr>
-          <w:b/>
-          <w:bCs/>
-        </w:rPr>
-        <w:t>mousePressed</w:t>
-      </w:r>
-      <w:proofErr w:type="spellEnd"/>
-      <w:r>
-        <w:rPr>
-          <w:b/>
-          <w:bCs/>
-        </w:rPr>
-        <w:t xml:space="preserve"> &amp;&amp; </w:t>
-      </w:r>
-      <w:proofErr w:type="spellStart"/>
-      <w:proofErr w:type="gramStart"/>
-      <w:r>
-        <w:rPr>
-          <w:b/>
-          <w:bCs/>
-        </w:rPr>
-        <w:t>overButton</w:t>
-      </w:r>
-      <w:proofErr w:type="spellEnd"/>
-      <w:r>
-        <w:rPr>
-          <w:b/>
-          <w:bCs/>
-        </w:rPr>
-        <w:t>)</w:t>
-      </w:r>
-      <w:r>
-        <w:t xml:space="preserve"> —</w:t>
-      </w:r>
-      <w:proofErr w:type="gramEnd"/>
-      <w:r>
-        <w:t xml:space="preserve"> to detect clicks.</w:t>
+        <w:t>if (mousePressed &amp;&amp; overButton)</w:t>
+      </w:r>
+      <w:r>
+        <w:t xml:space="preserve"> — to detect clicks.</w:t>
       </w:r>
     </w:p>
     <w:p>
@@ -416,55 +259,12 @@
           <w:numId w:val="3"/>
         </w:numPr>
       </w:pPr>
-      <w:proofErr w:type="spellStart"/>
-      <w:proofErr w:type="gramStart"/>
-      <w:r>
-        <w:rPr>
-          <w:b/>
-          <w:bCs/>
-        </w:rPr>
-        <w:t>textAlign</w:t>
-      </w:r>
-      <w:proofErr w:type="spellEnd"/>
-      <w:r>
-        <w:rPr>
-          <w:b/>
-          <w:bCs/>
-        </w:rPr>
-        <w:t>(</w:t>
-      </w:r>
-      <w:proofErr w:type="gramEnd"/>
-      <w:r>
-        <w:rPr>
-          <w:b/>
-          <w:bCs/>
-        </w:rPr>
-        <w:t xml:space="preserve">) / </w:t>
-      </w:r>
-      <w:proofErr w:type="spellStart"/>
-      <w:proofErr w:type="gramStart"/>
-      <w:r>
-        <w:rPr>
-          <w:b/>
-          <w:bCs/>
-        </w:rPr>
-        <w:t>textSize</w:t>
-      </w:r>
-      <w:proofErr w:type="spellEnd"/>
-      <w:r>
-        <w:rPr>
-          <w:b/>
-          <w:bCs/>
-        </w:rPr>
-        <w:t>(</w:t>
-      </w:r>
-      <w:proofErr w:type="gramEnd"/>
-      <w:r>
-        <w:rPr>
-          <w:b/>
-          <w:bCs/>
-        </w:rPr>
-        <w:t>)</w:t>
+      <w:r>
+        <w:rPr>
+          <w:b/>
+          <w:bCs/>
+        </w:rPr>
+        <w:t>textAlign() / textSize()</w:t>
       </w:r>
       <w:r>
         <w:t xml:space="preserve"> — for labels and messages.</w:t>
@@ -500,31 +300,7 @@
         <w:t>Variables</w:t>
       </w:r>
       <w:r>
-        <w:t xml:space="preserve"> — to track states (e.g. </w:t>
-      </w:r>
-      <w:proofErr w:type="spellStart"/>
-      <w:r>
-        <w:t>currentRoom</w:t>
-      </w:r>
-      <w:proofErr w:type="spellEnd"/>
-      <w:r>
-        <w:t xml:space="preserve">, </w:t>
-      </w:r>
-      <w:proofErr w:type="spellStart"/>
-      <w:r>
-        <w:t>inventoryOpen</w:t>
-      </w:r>
-      <w:proofErr w:type="spellEnd"/>
-      <w:r>
-        <w:t xml:space="preserve">, </w:t>
-      </w:r>
-      <w:proofErr w:type="spellStart"/>
-      <w:r>
-        <w:t>hasKey</w:t>
-      </w:r>
-      <w:proofErr w:type="spellEnd"/>
-      <w:r>
-        <w:t>).</w:t>
+        <w:t xml:space="preserve"> — to track states (e.g. currentRoom, inventoryOpen, hasKey).</w:t>
       </w:r>
     </w:p>
     <w:p>
@@ -542,21 +318,8 @@
         <w:t>Booleans</w:t>
       </w:r>
       <w:r>
-        <w:t xml:space="preserve"> — for flags like </w:t>
-      </w:r>
-      <w:proofErr w:type="spellStart"/>
-      <w:r>
-        <w:t>doorUnlocked</w:t>
-      </w:r>
-      <w:proofErr w:type="spellEnd"/>
-      <w:r>
-        <w:t xml:space="preserve"> = </w:t>
-      </w:r>
-      <w:proofErr w:type="gramStart"/>
-      <w:r>
-        <w:t>true;.</w:t>
-      </w:r>
-      <w:proofErr w:type="gramEnd"/>
+        <w:t xml:space="preserve"> — for flags like doorUnlocked = true;.</w:t>
+      </w:r>
     </w:p>
     <w:p>
       <w:pPr>
@@ -570,17 +333,8 @@
           <w:b/>
           <w:bCs/>
         </w:rPr>
-        <w:t xml:space="preserve">Arrays or </w:t>
-      </w:r>
-      <w:proofErr w:type="spellStart"/>
-      <w:r>
-        <w:rPr>
-          <w:b/>
-          <w:bCs/>
-        </w:rPr>
-        <w:t>ArrayLists</w:t>
-      </w:r>
-      <w:proofErr w:type="spellEnd"/>
+        <w:t>Arrays or ArrayLists</w:t>
+      </w:r>
       <w:r>
         <w:t xml:space="preserve"> — to store collected items or puzzles’ pieces.</w:t>
       </w:r>
@@ -628,21 +382,12 @@
           <w:numId w:val="4"/>
         </w:numPr>
       </w:pPr>
-      <w:proofErr w:type="gramStart"/>
-      <w:r>
-        <w:rPr>
-          <w:b/>
-          <w:bCs/>
-        </w:rPr>
-        <w:t>switch(</w:t>
-      </w:r>
-      <w:proofErr w:type="gramEnd"/>
-      <w:r>
-        <w:rPr>
-          <w:b/>
-          <w:bCs/>
-        </w:rPr>
-        <w:t>)</w:t>
+      <w:r>
+        <w:rPr>
+          <w:b/>
+          <w:bCs/>
+        </w:rPr>
+        <w:t>switch()</w:t>
       </w:r>
       <w:r>
         <w:t xml:space="preserve"> or nested ifs — to manage which “room” you’re in.</w:t>
@@ -663,33 +408,7 @@
         <w:t>Functions</w:t>
       </w:r>
       <w:r>
-        <w:t xml:space="preserve"> — for cleaner code (e.g. drawRoom1(), </w:t>
-      </w:r>
-      <w:proofErr w:type="spellStart"/>
-      <w:proofErr w:type="gramStart"/>
-      <w:r>
-        <w:t>drawInventory</w:t>
-      </w:r>
-      <w:proofErr w:type="spellEnd"/>
-      <w:r>
-        <w:t>(</w:t>
-      </w:r>
-      <w:proofErr w:type="gramEnd"/>
-      <w:r>
-        <w:t xml:space="preserve">), </w:t>
-      </w:r>
-      <w:proofErr w:type="spellStart"/>
-      <w:proofErr w:type="gramStart"/>
-      <w:r>
-        <w:t>checkPuzzle</w:t>
-      </w:r>
-      <w:proofErr w:type="spellEnd"/>
-      <w:r>
-        <w:t>(</w:t>
-      </w:r>
-      <w:proofErr w:type="gramEnd"/>
-      <w:r>
-        <w:t>)).</w:t>
+        <w:t xml:space="preserve"> — for cleaner code (e.g. drawRoom1(), drawInventory(), checkPuzzle()).</w:t>
       </w:r>
     </w:p>
     <w:p>
@@ -733,21 +452,12 @@
           <w:numId w:val="5"/>
         </w:numPr>
       </w:pPr>
-      <w:proofErr w:type="spellStart"/>
-      <w:r>
-        <w:rPr>
-          <w:b/>
-          <w:bCs/>
-        </w:rPr>
-        <w:t>ArrayList</w:t>
-      </w:r>
-      <w:proofErr w:type="spellEnd"/>
-      <w:r>
-        <w:rPr>
-          <w:b/>
-          <w:bCs/>
-        </w:rPr>
-        <w:t>&lt;Item&gt; inventory</w:t>
+      <w:r>
+        <w:rPr>
+          <w:b/>
+          <w:bCs/>
+        </w:rPr>
+        <w:t>ArrayList&lt;Item&gt; inventory</w:t>
       </w:r>
       <w:r>
         <w:t xml:space="preserve"> — store collected items.</w:t>
@@ -768,15 +478,7 @@
         <w:t>Item class</w:t>
       </w:r>
       <w:r>
-        <w:t xml:space="preserve"> — holds info like image, name, x/y, “</w:t>
-      </w:r>
-      <w:proofErr w:type="spellStart"/>
-      <w:r>
-        <w:t>isUsed</w:t>
-      </w:r>
-      <w:proofErr w:type="spellEnd"/>
-      <w:r>
-        <w:t>”, etc.</w:t>
+        <w:t xml:space="preserve"> — holds info like image, name, x/y, “isUsed”, etc.</w:t>
       </w:r>
     </w:p>
     <w:p>
@@ -819,30 +521,12 @@
           <w:numId w:val="6"/>
         </w:numPr>
       </w:pPr>
-      <w:proofErr w:type="spellStart"/>
-      <w:proofErr w:type="gramStart"/>
-      <w:r>
-        <w:rPr>
-          <w:b/>
-          <w:bCs/>
-        </w:rPr>
-        <w:t>mousePressed</w:t>
-      </w:r>
-      <w:proofErr w:type="spellEnd"/>
-      <w:r>
-        <w:rPr>
-          <w:b/>
-          <w:bCs/>
-        </w:rPr>
-        <w:t>(</w:t>
-      </w:r>
-      <w:proofErr w:type="gramEnd"/>
-      <w:r>
-        <w:rPr>
-          <w:b/>
-          <w:bCs/>
-        </w:rPr>
-        <w:t>)</w:t>
+      <w:r>
+        <w:rPr>
+          <w:b/>
+          <w:bCs/>
+        </w:rPr>
+        <w:t>mousePressed()</w:t>
       </w:r>
       <w:r>
         <w:t xml:space="preserve"> — main function for interacting.</w:t>
@@ -855,30 +539,12 @@
           <w:numId w:val="6"/>
         </w:numPr>
       </w:pPr>
-      <w:proofErr w:type="spellStart"/>
-      <w:proofErr w:type="gramStart"/>
-      <w:r>
-        <w:rPr>
-          <w:b/>
-          <w:bCs/>
-        </w:rPr>
-        <w:t>keyPressed</w:t>
-      </w:r>
-      <w:proofErr w:type="spellEnd"/>
-      <w:r>
-        <w:rPr>
-          <w:b/>
-          <w:bCs/>
-        </w:rPr>
-        <w:t>(</w:t>
-      </w:r>
-      <w:proofErr w:type="gramEnd"/>
-      <w:r>
-        <w:rPr>
-          <w:b/>
-          <w:bCs/>
-        </w:rPr>
-        <w:t>)</w:t>
+      <w:r>
+        <w:rPr>
+          <w:b/>
+          <w:bCs/>
+        </w:rPr>
+        <w:t>keyPressed()</w:t>
       </w:r>
       <w:r>
         <w:t xml:space="preserve"> — maybe for toggling menus or using keyboard shortcuts.</w:t>
@@ -985,21 +651,12 @@
       <w:r>
         <w:t xml:space="preserve"> or </w:t>
       </w:r>
-      <w:proofErr w:type="gramStart"/>
-      <w:r>
-        <w:rPr>
-          <w:b/>
-          <w:bCs/>
-        </w:rPr>
-        <w:t>random(</w:t>
-      </w:r>
-      <w:proofErr w:type="gramEnd"/>
-      <w:r>
-        <w:rPr>
-          <w:b/>
-          <w:bCs/>
-        </w:rPr>
-        <w:t>)</w:t>
+      <w:r>
+        <w:rPr>
+          <w:b/>
+          <w:bCs/>
+        </w:rPr>
+        <w:t>random()</w:t>
       </w:r>
       <w:r>
         <w:t xml:space="preserve"> for card games or jigsaw positions.</w:t>
@@ -1055,32 +712,15 @@
       <w:r>
         <w:t xml:space="preserve"> or </w:t>
       </w:r>
-      <w:proofErr w:type="spellStart"/>
-      <w:r>
-        <w:rPr>
-          <w:b/>
-          <w:bCs/>
-        </w:rPr>
-        <w:t>SoundFile</w:t>
-      </w:r>
-      <w:proofErr w:type="spellEnd"/>
-      <w:r>
-        <w:rPr>
-          <w:b/>
-          <w:bCs/>
-        </w:rPr>
-        <w:t xml:space="preserve"> class</w:t>
-      </w:r>
-      <w:r>
-        <w:t xml:space="preserve"> — to play sound effects (clicks, unlocks, </w:t>
-      </w:r>
-      <w:proofErr w:type="spellStart"/>
-      <w:r>
-        <w:t>etc</w:t>
-      </w:r>
-      <w:proofErr w:type="spellEnd"/>
-      <w:r>
-        <w:t>).</w:t>
+      <w:r>
+        <w:rPr>
+          <w:b/>
+          <w:bCs/>
+        </w:rPr>
+        <w:t>SoundFile class</w:t>
+      </w:r>
+      <w:r>
+        <w:t xml:space="preserve"> — to play sound effects (clicks, unlocks, etc).</w:t>
       </w:r>
     </w:p>
     <w:p>
@@ -1113,15 +753,7 @@
         <w:t>Game states</w:t>
       </w:r>
       <w:r>
-        <w:t xml:space="preserve"> (e.g. "menu", "room1", "room2", "ending1", </w:t>
-      </w:r>
-      <w:proofErr w:type="spellStart"/>
-      <w:r>
-        <w:t>etc</w:t>
-      </w:r>
-      <w:proofErr w:type="spellEnd"/>
-      <w:r>
-        <w:t>).</w:t>
+        <w:t xml:space="preserve"> (e.g. "menu", "room1", "room2", "ending1", etc).</w:t>
       </w:r>
     </w:p>
     <w:p>
@@ -1175,13 +807,8 @@
           <w:numId w:val="2"/>
         </w:numPr>
       </w:pPr>
-      <w:proofErr w:type="gramStart"/>
-      <w:r>
-        <w:t>Player</w:t>
-      </w:r>
-      <w:proofErr w:type="gramEnd"/>
-      <w:r>
-        <w:t xml:space="preserve"> can jump with space key and move with WASD</w:t>
+      <w:r>
+        <w:t>Player can jump with space key and move with WASD</w:t>
       </w:r>
     </w:p>
     <w:p>
@@ -1193,15 +820,7 @@
         </w:numPr>
       </w:pPr>
       <w:r>
-        <w:t xml:space="preserve">Player </w:t>
-      </w:r>
-      <w:proofErr w:type="gramStart"/>
-      <w:r>
-        <w:t>has to</w:t>
-      </w:r>
-      <w:proofErr w:type="gramEnd"/>
-      <w:r>
-        <w:t xml:space="preserve"> jump on scaffolding and keep moving upwards</w:t>
+        <w:t>Player has to jump on scaffolding and keep moving upwards</w:t>
       </w:r>
     </w:p>
     <w:p>
@@ -1214,15 +833,7 @@
       </w:pPr>
       <w:r>
         <w:lastRenderedPageBreak/>
-        <w:t xml:space="preserve">Player </w:t>
-      </w:r>
-      <w:proofErr w:type="gramStart"/>
-      <w:r>
-        <w:t>has to</w:t>
-      </w:r>
-      <w:proofErr w:type="gramEnd"/>
-      <w:r>
-        <w:t xml:space="preserve"> avoid obstacles in the way</w:t>
+        <w:t>Player has to avoid obstacles in the way</w:t>
       </w:r>
     </w:p>
     <w:p>
@@ -1233,35 +844,9 @@
           <w:numId w:val="2"/>
         </w:numPr>
       </w:pPr>
-      <w:proofErr w:type="gramStart"/>
-      <w:r>
-        <w:t>Player</w:t>
-      </w:r>
-      <w:proofErr w:type="gramEnd"/>
-      <w:r>
-        <w:t xml:space="preserve"> can pick up items by walking over </w:t>
-      </w:r>
-      <w:proofErr w:type="gramStart"/>
-      <w:r>
-        <w:t>it</w:t>
-      </w:r>
-      <w:proofErr w:type="gramEnd"/>
-      <w:r>
-        <w:t xml:space="preserve"> and </w:t>
-      </w:r>
-      <w:proofErr w:type="gramStart"/>
-      <w:r>
-        <w:t>use</w:t>
-      </w:r>
-      <w:proofErr w:type="gramEnd"/>
-      <w:r>
-        <w:t xml:space="preserve"> </w:t>
-      </w:r>
-      <w:proofErr w:type="gramStart"/>
-      <w:r>
-        <w:t>it</w:t>
-      </w:r>
-      <w:proofErr w:type="gramEnd"/>
+      <w:r>
+        <w:t>Player can pick up items by walking over it and use it</w:t>
+      </w:r>
     </w:p>
     <w:p>
       <w:pPr>
@@ -1272,13 +857,8 @@
         </w:numPr>
       </w:pPr>
       <w:r>
-        <w:t xml:space="preserve">Game over if you </w:t>
-      </w:r>
-      <w:proofErr w:type="gramStart"/>
-      <w:r>
-        <w:t>fall down</w:t>
-      </w:r>
-      <w:proofErr w:type="gramEnd"/>
+        <w:t>Game over if you fall down</w:t>
+      </w:r>
     </w:p>
     <w:p/>
     <w:p>
@@ -1294,23 +874,7 @@
         <w:t xml:space="preserve">Please review </w:t>
       </w:r>
       <w:r>
-        <w:t xml:space="preserve">my project proposal and give me a comprehensive list of all the major coding concepts and techniques that I will likely need to use (for example, iterating through an array with a for loop, </w:t>
-      </w:r>
-      <w:proofErr w:type="spellStart"/>
-      <w:r>
-        <w:t>PImages</w:t>
-      </w:r>
-      <w:proofErr w:type="spellEnd"/>
-      <w:r>
-        <w:t xml:space="preserve">, objects, </w:t>
-      </w:r>
-      <w:proofErr w:type="spellStart"/>
-      <w:r>
-        <w:t>etc</w:t>
-      </w:r>
-      <w:proofErr w:type="spellEnd"/>
-      <w:r>
-        <w:t>).</w:t>
+        <w:t>my project proposal and give me a comprehensive list of all the major coding concepts and techniques that I will likely need to use (for example, iterating through an array with a for loop, PImages, objects, etc).</w:t>
       </w:r>
     </w:p>
     <w:p>
@@ -1318,15 +882,7 @@
         <w:t xml:space="preserve">What are probably the trickiest or most complicated concepts for this type of project as a beginner programmer? Can you help me </w:t>
       </w:r>
       <w:r>
-        <w:t xml:space="preserve">structure an ordered list of how to roughly tackle this from beginning to end? For example, if I was coding pong, I might want to start by creating players that can move back and forth with </w:t>
-      </w:r>
-      <w:proofErr w:type="spellStart"/>
-      <w:r>
-        <w:t>KeyPressed</w:t>
-      </w:r>
-      <w:proofErr w:type="spellEnd"/>
-      <w:r>
-        <w:t>, then focus on creating a ball, then implementing a way to have the ball bounce off the paddles, etc.</w:t>
+        <w:t>structure an ordered list of how to roughly tackle this from beginning to end? For example, if I was coding pong, I might want to start by creating players that can move back and forth with KeyPressed, then focus on creating a ball, then implementing a way to have the ball bounce off the paddles, etc.</w:t>
       </w:r>
     </w:p>
     <w:p/>
@@ -1337,15 +893,7 @@
     </w:p>
     <w:p>
       <w:r>
-        <w:t>I used collision/</w:t>
-      </w:r>
-      <w:proofErr w:type="spellStart"/>
-      <w:r>
-        <w:t>mousePressed</w:t>
-      </w:r>
-      <w:proofErr w:type="spellEnd"/>
-      <w:r>
-        <w:t xml:space="preserve"> to make system that player can travel to the next room by clicking on the arrow.</w:t>
+        <w:t>I used collision/mousePressed to make system that player can travel to the next room by clicking on the arrow.</w:t>
       </w:r>
     </w:p>
     <w:p/>
@@ -1377,6 +925,118 @@
       </w:r>
       <w:r>
         <w:t xml:space="preserve"> Able to unlock the next room logic until room 1 / Message system finished</w:t>
+      </w:r>
+    </w:p>
+    <w:p/>
+    <w:p>
+      <w:r>
+        <w:t>11/10</w:t>
+      </w:r>
+    </w:p>
+    <w:p>
+      <w:r>
+        <w:t xml:space="preserve">Goal: Make get key </w:t>
+      </w:r>
+      <w:r>
+        <w:sym w:font="Wingdings" w:char="F0E0"/>
+      </w:r>
+      <w:r>
+        <w:t xml:space="preserve"> Unlock the puzzle / If not </w:t>
+      </w:r>
+      <w:r>
+        <w:sym w:font="Wingdings" w:char="F0E0"/>
+      </w:r>
+      <w:r>
+        <w:t xml:space="preserve"> Text You Can’t logic for all red, green, blue doors</w:t>
+      </w:r>
+    </w:p>
+    <w:p>
+      <w:r>
+        <w:t xml:space="preserve">Finished making get key </w:t>
+      </w:r>
+      <w:r>
+        <w:sym w:font="Wingdings" w:char="F0E0"/>
+      </w:r>
+      <w:r>
+        <w:t xml:space="preserve"> Unlock puzzle logic for all 3 doors/keys</w:t>
+      </w:r>
+    </w:p>
+    <w:p/>
+    <w:p/>
+    <w:p>
+      <w:r>
+        <w:lastRenderedPageBreak/>
+        <w:t>11/12</w:t>
+      </w:r>
+    </w:p>
+    <w:p>
+      <w:r>
+        <w:t xml:space="preserve">Goal: </w:t>
+      </w:r>
+      <w:r>
+        <w:rPr>
+          <w:rFonts w:hint="eastAsia"/>
+        </w:rPr>
+        <w:t>Work on</w:t>
+      </w:r>
+      <w:r>
+        <w:t xml:space="preserve"> the memory game mini game</w:t>
+      </w:r>
+    </w:p>
+    <w:p>
+      <w:r>
+        <w:t>Finished writing color shifting logic on separate project</w:t>
+      </w:r>
+    </w:p>
+    <w:p/>
+    <w:p>
+      <w:r>
+        <w:t>11/14</w:t>
+      </w:r>
+    </w:p>
+    <w:p>
+      <w:r>
+        <w:t>Goal: Finish the memory game mini game</w:t>
+      </w:r>
+    </w:p>
+    <w:p>
+      <w:r>
+        <w:t>Finished memory game logic. Gotta polish it</w:t>
+      </w:r>
+    </w:p>
+    <w:p/>
+    <w:p>
+      <w:r>
+        <w:t>11/18</w:t>
+      </w:r>
+    </w:p>
+    <w:p>
+      <w:r>
+        <w:rPr>
+          <w:rFonts w:hint="eastAsia"/>
+        </w:rPr>
+        <w:t>Goal: Polish the memory game mini game</w:t>
+      </w:r>
+    </w:p>
+    <w:p>
+      <w:r>
+        <w:t>Finished memory game polished. Got key green logic working.</w:t>
+      </w:r>
+    </w:p>
+    <w:p/>
+    <w:p>
+      <w:r>
+        <w:t>11/20</w:t>
+      </w:r>
+    </w:p>
+    <w:p>
+      <w:r>
+        <w:t>Goal: Start making the red door bounce game</w:t>
+      </w:r>
+    </w:p>
+    <w:p>
+      <w:r>
+        <w:t>Finished the bounce press game, started working on dragging jigsaw puzzles on separate doc</w:t>
       </w:r>
     </w:p>
     <w:sectPr>

--- a/StudentFolders/A3/HarinS/Game Design Proposal.docx
+++ b/StudentFolders/A3/HarinS/Game Design Proposal.docx
@@ -1037,6 +1037,25 @@
     <w:p>
       <w:r>
         <w:t>Finished the bounce press game, started working on dragging jigsaw puzzles on separate doc</w:t>
+      </w:r>
+    </w:p>
+    <w:p/>
+    <w:p>
+      <w:r>
+        <w:t>11/24</w:t>
+      </w:r>
+    </w:p>
+    <w:p>
+      <w:r>
+        <w:t>Goal: Start working on the puzzle game</w:t>
+      </w:r>
+    </w:p>
+    <w:p>
+      <w:r>
+        <w:t>Finished making the jigsaw puzzle draggable in the main game</w:t>
+      </w:r>
+      <w:r>
+        <w:t xml:space="preserve"> / Fixed Align issue</w:t>
       </w:r>
     </w:p>
     <w:sectPr>

--- a/StudentFolders/A3/HarinS/Game Design Proposal.docx
+++ b/StudentFolders/A3/HarinS/Game Design Proposal.docx
@@ -1056,6 +1056,22 @@
       </w:r>
       <w:r>
         <w:t xml:space="preserve"> / Fixed Align issue</w:t>
+      </w:r>
+    </w:p>
+    <w:p/>
+    <w:p>
+      <w:r>
+        <w:t>11/26</w:t>
+      </w:r>
+    </w:p>
+    <w:p>
+      <w:r>
+        <w:t>Goal: Make puzzle logic</w:t>
+      </w:r>
+    </w:p>
+    <w:p>
+      <w:r>
+        <w:t>Finished labeling the puzzles with numbers, solved showing up issue. Gotta fix the null problem</w:t>
       </w:r>
     </w:p>
     <w:sectPr>

--- a/StudentFolders/A3/HarinS/Game Design Proposal.docx
+++ b/StudentFolders/A3/HarinS/Game Design Proposal.docx
@@ -1074,6 +1074,40 @@
         <w:t>Finished labeling the puzzles with numbers, solved showing up issue. Gotta fix the null problem</w:t>
       </w:r>
     </w:p>
+    <w:p/>
+    <w:p>
+      <w:r>
+        <w:t>12/2</w:t>
+      </w:r>
+    </w:p>
+    <w:p>
+      <w:r>
+        <w:lastRenderedPageBreak/>
+        <w:t>Goal: Fix the minor errors and make the jigsaw game null work</w:t>
+      </w:r>
+    </w:p>
+    <w:p>
+      <w:r>
+        <w:t>Done</w:t>
+      </w:r>
+    </w:p>
+    <w:p/>
+    <w:p>
+      <w:r>
+        <w:t>12/4</w:t>
+      </w:r>
+    </w:p>
+    <w:p>
+      <w:r>
+        <w:t>Goal: Finish jigsaw puzzle</w:t>
+      </w:r>
+    </w:p>
+    <w:p>
+      <w:r>
+        <w:t>Finished making the jigsaw puzzle so the pieces teleports to the center when finds the right drop zone. Gotta polish it.</w:t>
+      </w:r>
+    </w:p>
+    <w:p/>
     <w:sectPr>
       <w:pgSz w:w="12240" w:h="15840"/>
       <w:pgMar w:top="1440" w:right="1440" w:bottom="1440" w:left="1440" w:header="720" w:footer="720" w:gutter="0"/>

--- a/StudentFolders/A3/HarinS/Game Design Proposal.docx
+++ b/StudentFolders/A3/HarinS/Game Design Proposal.docx
@@ -1108,6 +1108,21 @@
       </w:r>
     </w:p>
     <w:p/>
+    <w:p>
+      <w:r>
+        <w:t>12/8</w:t>
+      </w:r>
+    </w:p>
+    <w:p>
+      <w:r>
+        <w:t>Goal: Finish jigsaw puzzle and start working on final password</w:t>
+      </w:r>
+    </w:p>
+    <w:p>
+      <w:r>
+        <w:t>100% done with the jigsaw game. Finished green password in inventory logic.</w:t>
+      </w:r>
+    </w:p>
     <w:sectPr>
       <w:pgSz w:w="12240" w:h="15840"/>
       <w:pgMar w:top="1440" w:right="1440" w:bottom="1440" w:left="1440" w:header="720" w:footer="720" w:gutter="0"/>

--- a/StudentFolders/A3/HarinS/Game Design Proposal.docx
+++ b/StudentFolders/A3/HarinS/Game Design Proposal.docx
@@ -1121,6 +1121,22 @@
     <w:p>
       <w:r>
         <w:t>100% done with the jigsaw game. Finished green password in inventory logic.</w:t>
+      </w:r>
+    </w:p>
+    <w:p/>
+    <w:p>
+      <w:r>
+        <w:t>12/10</w:t>
+      </w:r>
+    </w:p>
+    <w:p>
+      <w:r>
+        <w:t>Goal: Finish making password stuff and complete game</w:t>
+      </w:r>
+    </w:p>
+    <w:p>
+      <w:r>
+        <w:t>DONE!! Just have some minor errors and bugs for hw</w:t>
       </w:r>
     </w:p>
     <w:sectPr>
@@ -3349,6 +3365,24 @@
       <w:spacing w:val="5"/>
     </w:rPr>
   </w:style>
+  <w:style w:type="paragraph" w:styleId="Date">
+    <w:name w:val="Date"/>
+    <w:basedOn w:val="Normal"/>
+    <w:next w:val="Normal"/>
+    <w:link w:val="DateChar"/>
+    <w:uiPriority w:val="99"/>
+    <w:semiHidden/>
+    <w:unhideWhenUsed/>
+    <w:rsid w:val="005462DF"/>
+  </w:style>
+  <w:style w:type="character" w:customStyle="1" w:styleId="DateChar">
+    <w:name w:val="Date Char"/>
+    <w:basedOn w:val="DefaultParagraphFont"/>
+    <w:link w:val="Date"/>
+    <w:uiPriority w:val="99"/>
+    <w:semiHidden/>
+    <w:rsid w:val="005462DF"/>
+  </w:style>
 </w:styles>
 </file>
 
